--- a/deliverable-docs/Bounded Context Diagram.docx
+++ b/deliverable-docs/Bounded Context Diagram.docx
@@ -617,7 +617,18 @@
     <w:p/>
     <w:p>
       <w:r>
-        <w:t>Records the outcome of each student's exam sitting. Both studentId and examId are cross-boundary references. When a result is published, this context emits a result.published Kafka event carrying studentId, examId, grade, and score — downstream contexts consume this event and maintain their own local copies of the data they need.</w:t>
+        <w:rPr/>
+        <w:t xml:space="preserve">Records the outcome of each student's exam sitting. Both studentId and examId are cross-boundary references. When a result is published, this context emits a </w:t>
+      </w:r>
+      <w:r>
+        <w:rPr>
+          <w:b/>
+        </w:rPr>
+        <w:t>result.published</w:t>
+      </w:r>
+      <w:r>
+        <w:rPr/>
+        <w:t xml:space="preserve"> Kafka event carrying studentId, examId, grade, and score — downstream contexts consume this event and maintain their own local copies of the data they need.</w:t>
       </w:r>
     </w:p>
     <w:p/>
@@ -718,7 +729,18 @@
     <w:p/>
     <w:p>
       <w:r>
-        <w:t>Generates and stores PDF transcripts using pdfkit. Consumes result.published Kafka events to keep a local grade snapshot. When a transcript is requested on demand, it calls Result Service via REST to fetch the full grade list, generates the PDF, stores it, and records the metadata in transcripts_db.</w:t>
+        <w:rPr/>
+        <w:t xml:space="preserve">Generates and stores PDF transcripts using pdfkit. Consumes </w:t>
+      </w:r>
+      <w:r>
+        <w:rPr>
+          <w:b/>
+        </w:rPr>
+        <w:t>result.published</w:t>
+      </w:r>
+      <w:r>
+        <w:rPr/>
+        <w:t xml:space="preserve"> Kafka events to keep a local grade snapshot. When a transcript is requested on demand, it calls Result Service via REST to fetch the full grade list, generates the PDF, stores it, and records the metadata in transcripts_db.</w:t>
       </w:r>
     </w:p>
     <w:p/>
@@ -821,7 +843,38 @@
     <w:p/>
     <w:p>
       <w:r>
-        <w:t>A pure Kafka consumer context — it has no REST endpoints called by other services. Listens on student.created, exam.registered, and result.published topics. Sends email or SMS alerts and logs every notification to notif_db for audit purposes. studentId from the event payload is stored as a reference.</w:t>
+        <w:rPr/>
+        <w:t xml:space="preserve">A pure Kafka consumer context — it has no REST endpoints called by other services. Listens on </w:t>
+      </w:r>
+      <w:r>
+        <w:rPr>
+          <w:b/>
+        </w:rPr>
+        <w:t>student.created</w:t>
+      </w:r>
+      <w:r>
+        <w:rPr/>
+        <w:t xml:space="preserve">, </w:t>
+      </w:r>
+      <w:r>
+        <w:rPr>
+          <w:b/>
+        </w:rPr>
+        <w:t>exam.registered</w:t>
+      </w:r>
+      <w:r>
+        <w:rPr/>
+        <w:t xml:space="preserve">, and </w:t>
+      </w:r>
+      <w:r>
+        <w:rPr>
+          <w:b/>
+        </w:rPr>
+        <w:t>result.published</w:t>
+      </w:r>
+      <w:r>
+        <w:rPr/>
+        <w:t xml:space="preserve"> topics. Sends email or SMS alerts and logs every notification to notif_db for audit purposes. studentId from the event payload is stored as a reference.</w:t>
       </w:r>
     </w:p>
     <w:p/>
@@ -926,7 +979,18 @@
     <w:p/>
     <w:p>
       <w:r>
-        <w:t>Aggregates system-wide metrics for the admin portal. Consumes result.published Kafka events and computes pass rates, grade distributions, and enrolment statistics. Stores pre-computed snapshots so admin queries are fast and do not put load on operational services.</w:t>
+        <w:rPr/>
+        <w:t xml:space="preserve">Aggregates system-wide metrics for the admin portal. Consumes </w:t>
+      </w:r>
+      <w:r>
+        <w:rPr>
+          <w:b/>
+        </w:rPr>
+        <w:t>result.published</w:t>
+      </w:r>
+      <w:r>
+        <w:rPr/>
+        <w:t xml:space="preserve"> Kafka events and computes pass rates, grade distributions, and enrolment statistics. Stores pre-computed snapshots so admin queries are fast and do not put load on operational services.</w:t>
       </w:r>
     </w:p>
     <w:p/>
@@ -1373,7 +1437,14 @@
           </w:tcPr>
           <w:p>
             <w:r>
-              <w:t>result.published Kafka event</w:t>
+              <w:rPr>
+                <w:b/>
+              </w:rPr>
+              <w:t>result.published</w:t>
+            </w:r>
+            <w:r>
+              <w:rPr/>
+              <w:t xml:space="preserve"> Kafka event</w:t>
             </w:r>
           </w:p>
         </w:tc>
